--- a/word_reports/LP_0314_위치_154_Sheena Easton_Take my Tim.docx
+++ b/word_reports/LP_0314_위치_154_Sheena Easton_Take my Tim.docx
@@ -4,7 +4,7 @@
   <w:body>
     <w:p>
       <w:pPr>
-        <w:spacing w:after="280"/>
+        <w:spacing w:after="80"/>
       </w:pPr>
       <w:r>
         <w:rPr w:rFonts="맑은 고딕">
@@ -13,94 +13,47 @@
           <w:color w:val="1E3A8A"/>
           <w:sz w:val="30"/>
         </w:rPr>
-        <w:t>[154] Sheena Easton - Take my Time</w:t>
+        <w:t>Sheena Easton (시나 이스턴) - Take my Time</w:t>
       </w:r>
     </w:p>
     <w:p>
       <w:pPr>
-        <w:spacing w:after="320"/>
+        <w:spacing w:after="240"/>
       </w:pPr>
       <w:r>
         <w:rPr w:rFonts="맑은 고딕">
           <w:rFonts w:ascii="맑은 고딕" w:hAnsi="맑은 고딕" w:eastAsia="맑은 고딕"/>
           <w:b/>
-          <w:sz w:val="20"/>
+          <w:color w:val="4B5563"/>
+          <w:sz w:val="22"/>
         </w:rPr>
-        <w:t>■ 위치 : 154</w:t>
-        <w:br/>
-      </w:r>
-      <w:r>
-        <w:rPr w:rFonts="맑은 고딕">
-          <w:rFonts w:ascii="맑은 고딕" w:hAnsi="맑은 고딕" w:eastAsia="맑은 고딕"/>
-          <w:b/>
-          <w:sz w:val="20"/>
-        </w:rPr>
-        <w:t>■ 아티스트 : Sheena Easton</w:t>
-        <w:br/>
-      </w:r>
-      <w:r>
-        <w:rPr w:rFonts="맑은 고딕">
-          <w:rFonts w:ascii="맑은 고딕" w:hAnsi="맑은 고딕" w:eastAsia="맑은 고딕"/>
-          <w:b/>
-          <w:sz w:val="20"/>
-        </w:rPr>
-        <w:t>■ 앨범명 : Take my Time</w:t>
-        <w:br/>
-      </w:r>
-      <w:r>
-        <w:rPr w:rFonts="맑은 고딕">
-          <w:rFonts w:ascii="맑은 고딕" w:hAnsi="맑은 고딕" w:eastAsia="맑은 고딕"/>
-          <w:b w:val="0"/>
-          <w:sz w:val="20"/>
-        </w:rPr>
-        <w:t>■ 음반 레이블 : EMI</w:t>
-        <w:br/>
-      </w:r>
-      <w:r>
-        <w:rPr w:rFonts="맑은 고딕">
-          <w:rFonts w:ascii="맑은 고딕" w:hAnsi="맑은 고딕" w:eastAsia="맑은 고딕"/>
-          <w:b w:val="0"/>
-          <w:sz w:val="20"/>
-        </w:rPr>
-        <w:t>■ 발매년도 : 1981</w:t>
-        <w:br/>
-      </w:r>
-      <w:r>
-        <w:rPr w:rFonts="맑은 고딕">
-          <w:rFonts w:ascii="맑은 고딕" w:hAnsi="맑은 고딕" w:eastAsia="맑은 고딕"/>
-          <w:b w:val="0"/>
-          <w:sz w:val="20"/>
-        </w:rPr>
-        <w:t>■ 장르 : 팝 / 신스팝 / 어덜트 컨템포러리</w:t>
-        <w:br/>
-      </w:r>
-      <w:r>
-        <w:rPr w:rFonts="맑은 고딕">
-          <w:rFonts w:ascii="맑은 고딕" w:hAnsi="맑은 고딕" w:eastAsia="맑은 고딕"/>
-          <w:b w:val="0"/>
-          <w:sz w:val="20"/>
-        </w:rPr>
-        <w:t>■ 주요 수록곡 : Morning Train (Nine to Five), Modern Girl, Take My Time, When He Shines, One Man Woman</w:t>
-        <w:br/>
+        <w:t>위치 :  154</w:t>
       </w:r>
     </w:p>
     <w:p>
       <w:pPr>
-        <w:spacing w:after="160"/>
+        <w:spacing w:line="324" w:lineRule="auto" w:before="80" w:after="160"/>
       </w:pPr>
       <w:r>
         <w:rPr w:rFonts="맑은 고딕">
           <w:rFonts w:ascii="맑은 고딕" w:hAnsi="맑은 고딕" w:eastAsia="맑은 고딕"/>
           <w:b/>
           <w:color w:val="1F2937"/>
-          <w:sz w:val="24"/>
+          <w:sz w:val="22"/>
         </w:rPr>
-        <w:t>■ 음반 해설 및 감상 가이드</w:t>
+        <w:t xml:space="preserve">[음반 소개] </w:t>
+      </w:r>
+      <w:r>
+        <w:rPr w:rFonts="맑은 고딕">
+          <w:rFonts w:ascii="맑은 고딕" w:hAnsi="맑은 고딕" w:eastAsia="맑은 고딕"/>
+          <w:b w:val="0"/>
+          <w:sz w:val="21"/>
+        </w:rPr>
       </w:r>
     </w:p>
     <w:p>
       <w:pPr>
-        <w:spacing w:line="312" w:lineRule="auto" w:after="120"/>
+        <w:spacing w:line="324" w:lineRule="auto" w:after="120"/>
       </w:pPr>
       <w:r>
         <w:rPr w:rFonts="맑은 고딕">
@@ -108,38 +61,516 @@
           <w:b w:val="0"/>
           <w:sz w:val="21"/>
         </w:rPr>
-        <w:t>1980년대 초반 세계 팝 음악계에 화려하게 등장한 스코틀랜드 출신의 신성, 시나 이스턴(Sheena Easton)의 데뷔 앨범 [Take My Time]은 그녀를 단숨에 글로벌 스타의 반열에 올린 클래식 팝의 명반입니다. BBC의 신인 발굴 다큐멘터리 프로그램 '더 빅 타임(The Big Time)'을 통해 발굴된 그녀는, 본 작을 통해 청순함과 주체적인 당당함이 공존하는 독보적인 매력을 발산하며 80년대 신스팝과 댄스 팝의 정통성을 수립하는 데 기여했습니다.</w:t>
+        <w:t>1980년대 초, 찬란하게 반짝이던 팝 음악의 황금기에 혜성처럼 등장하여 전 세계를 매료시킨 스코틀랜드 출신의 디바 시나 이스턴의 눈부신 데뷔 명반입니다. 티 없이 맑고 청아하면서도 단단한 울림을 지닌 그녀의 보컬은 현대 여성의 자립적인 삶과 애틋한 사랑의 감정을 완벽한 팝 멜로디 속에 유려하게 투영해 냅니다. 시대를 초월한 서정성과 정교한 스튜디오 아날로그 오케스트레이션이 공존하는 이 음반은 80년대 브리티시 팝이 피워낸 가장 순수하고도 찬연한 순간을 기록한 음악사적 걸작입니다.</w:t>
       </w:r>
     </w:p>
     <w:p>
       <w:pPr>
-        <w:spacing w:line="312" w:lineRule="auto" w:after="120"/>
+        <w:spacing w:line="324" w:lineRule="auto" w:before="200" w:after="80"/>
       </w:pPr>
+      <w:r>
+        <w:rPr w:rFonts="맑은 고딕">
+          <w:rFonts w:ascii="맑은 고딕" w:hAnsi="맑은 고딕" w:eastAsia="맑은 고딕"/>
+          <w:b/>
+          <w:color w:val="1E3A8A"/>
+          <w:sz w:val="24"/>
+        </w:rPr>
+        <w:t>1. 음반 데이터</w:t>
+      </w:r>
+    </w:p>
+    <w:p>
+      <w:pPr>
+        <w:spacing w:line="324" w:lineRule="auto" w:after="80"/>
+      </w:pPr>
+      <w:r>
+        <w:rPr w:rFonts="맑은 고딕">
+          <w:rFonts w:ascii="맑은 고딕" w:hAnsi="맑은 고딕" w:eastAsia="맑은 고딕"/>
+          <w:b w:val="0"/>
+          <w:color w:val="6B7280"/>
+          <w:sz w:val="21"/>
+        </w:rPr>
+        <w:t xml:space="preserve">· </w:t>
+      </w:r>
+      <w:r>
+        <w:rPr w:rFonts="맑은 고딕">
+          <w:rFonts w:ascii="맑은 고딕" w:hAnsi="맑은 고딕" w:eastAsia="맑은 고딕"/>
+          <w:b/>
+          <w:color w:val="1F2937"/>
+          <w:sz w:val="21"/>
+        </w:rPr>
+        <w:t xml:space="preserve">앨범명: </w:t>
+      </w:r>
       <w:r>
         <w:rPr w:rFonts="맑은 고딕">
           <w:rFonts w:ascii="맑은 고딕" w:hAnsi="맑은 고딕" w:eastAsia="맑은 고딕"/>
           <w:b w:val="0"/>
           <w:sz w:val="21"/>
         </w:rPr>
-        <w:t>본 음반은 프로듀서 크리스토퍼 닐(Christopher Neil)의 감각적이고 세련된 프로덕션 아래, 경쾌한 팝 댄스곡부터 감미로운 어덜트 컨템포러리 발라드까지 다채로운 스펙트럼을 자랑합니다. 미국 빌보드 싱글 차트 1위를 차지하며 세대와 국경을 넘어 사랑받은 "Morning Train (Nine to Five)"은 청량한 아날로그 신디사이저와 이스턴의 생기 넘치는 보컬이 결합된 최고의 팝 트랙입니다. 또한 또 다른 히트곡 "Modern Girl"에서는 당대 여성의 주체적인 삶을 노래하는 힘 있고 명쾌한 보컬 역량을 유감없이 발휘합니다.</w:t>
+        <w:t>Take my Time</w:t>
       </w:r>
     </w:p>
     <w:p>
       <w:pPr>
-        <w:spacing w:line="312" w:lineRule="auto" w:after="120"/>
+        <w:spacing w:line="324" w:lineRule="auto" w:after="80"/>
       </w:pPr>
+      <w:r>
+        <w:rPr w:rFonts="맑은 고딕">
+          <w:rFonts w:ascii="맑은 고딕" w:hAnsi="맑은 고딕" w:eastAsia="맑은 고딕"/>
+          <w:b w:val="0"/>
+          <w:color w:val="6B7280"/>
+          <w:sz w:val="21"/>
+        </w:rPr>
+        <w:t xml:space="preserve">· </w:t>
+      </w:r>
+      <w:r>
+        <w:rPr w:rFonts="맑은 고딕">
+          <w:rFonts w:ascii="맑은 고딕" w:hAnsi="맑은 고딕" w:eastAsia="맑은 고딕"/>
+          <w:b/>
+          <w:color w:val="1F2937"/>
+          <w:sz w:val="21"/>
+        </w:rPr>
+        <w:t xml:space="preserve">아티스트: </w:t>
+      </w:r>
       <w:r>
         <w:rPr w:rFonts="맑은 고딕">
           <w:rFonts w:ascii="맑은 고딕" w:hAnsi="맑은 고딕" w:eastAsia="맑은 고딕"/>
           <w:b w:val="0"/>
           <w:sz w:val="21"/>
         </w:rPr>
-        <w:t>타이틀곡인 "Take My Time"과 호소력 짙은 팝 발라드 "When He Shines"에서는 시나 이스턴 특유의 맑고 투명하면서도 깊은 감정 선을 지닌 보컬 테크닉을 감상할 수 있습니다. LP 음반 특유의 따뜻하고 풍성한 질감은 80년대 초반 팝 프로덕션의 미학을 극대화하여 전달합니다. 시대의 낭만과 멜로디의 정교함, 그리고 정점에 오른 아티스트의 미성이 집약된 이 앨범은 시나 이스턴이라는 위대한 디바의 전설적인 출발점을 확인시켜 주는 귀중한 음악적 유산입니다.</w:t>
+        <w:t>Sheena Easton (시나 이스턴)</w:t>
+      </w:r>
+    </w:p>
+    <w:p>
+      <w:pPr>
+        <w:spacing w:line="324" w:lineRule="auto" w:after="80"/>
+      </w:pPr>
+      <w:r>
+        <w:rPr w:rFonts="맑은 고딕">
+          <w:rFonts w:ascii="맑은 고딕" w:hAnsi="맑은 고딕" w:eastAsia="맑은 고딕"/>
+          <w:b w:val="0"/>
+          <w:color w:val="6B7280"/>
+          <w:sz w:val="21"/>
+        </w:rPr>
+        <w:t xml:space="preserve">· </w:t>
+      </w:r>
+      <w:r>
+        <w:rPr w:rFonts="맑은 고딕">
+          <w:rFonts w:ascii="맑은 고딕" w:hAnsi="맑은 고딕" w:eastAsia="맑은 고딕"/>
+          <w:b/>
+          <w:color w:val="1F2937"/>
+          <w:sz w:val="21"/>
+        </w:rPr>
+        <w:t xml:space="preserve">발매 정보: </w:t>
+      </w:r>
+      <w:r>
+        <w:rPr w:rFonts="맑은 고딕">
+          <w:rFonts w:ascii="맑은 고딕" w:hAnsi="맑은 고딕" w:eastAsia="맑은 고딕"/>
+          <w:b w:val="0"/>
+          <w:sz w:val="21"/>
+        </w:rPr>
+        <w:t>1981년 EMI 레코드를 통해 발매된 시나 이스턴의 공식 데뷔 앨범으로, BBC 다큐멘터리 《더 빅 타임(The Big Time)》을 통해 발굴된 신예의 순수한 열정과 영국 팝의 섬세한 스튜디오 프로덕션이 결합하여 탄생한 기념비적 작품입니다. (북미 지역에서는 동명 타이틀인 《Sheena Easton》으로 발매되었습니다.)</w:t>
+      </w:r>
+    </w:p>
+    <w:p>
+      <w:pPr>
+        <w:spacing w:line="324" w:lineRule="auto" w:after="80"/>
+      </w:pPr>
+      <w:r>
+        <w:rPr w:rFonts="맑은 고딕">
+          <w:rFonts w:ascii="맑은 고딕" w:hAnsi="맑은 고딕" w:eastAsia="맑은 고딕"/>
+          <w:b w:val="0"/>
+          <w:color w:val="6B7280"/>
+          <w:sz w:val="21"/>
+        </w:rPr>
+        <w:t xml:space="preserve">· </w:t>
+      </w:r>
+      <w:r>
+        <w:rPr w:rFonts="맑은 고딕">
+          <w:rFonts w:ascii="맑은 고딕" w:hAnsi="맑은 고딕" w:eastAsia="맑은 고딕"/>
+          <w:b/>
+          <w:color w:val="1F2937"/>
+          <w:sz w:val="21"/>
+        </w:rPr>
+        <w:t xml:space="preserve">LP 인기도(판매량): </w:t>
+      </w:r>
+      <w:r>
+        <w:rPr w:rFonts="맑은 고딕">
+          <w:rFonts w:ascii="맑은 고딕" w:hAnsi="맑은 고딕" w:eastAsia="맑은 고딕"/>
+          <w:b w:val="0"/>
+          <w:sz w:val="21"/>
+        </w:rPr>
+        <w:t>발매 직후 영국 앨범 차트 Top 20에 진입하였으며, 미국 빌보드 200 차트 상위권에 오르며 RIAA 플래티넘(100만 장 이상 판매) 인증을 획득하였습니다. 전 세계적으로 수백만 장의 판매고를 기록하며 신인으로서는 이례적인 글로벌 메가 히트를 달성했습니다.</w:t>
+      </w:r>
+    </w:p>
+    <w:p>
+      <w:pPr>
+        <w:spacing w:line="324" w:lineRule="auto" w:after="80"/>
+      </w:pPr>
+      <w:r>
+        <w:rPr w:rFonts="맑은 고딕">
+          <w:rFonts w:ascii="맑은 고딕" w:hAnsi="맑은 고딕" w:eastAsia="맑은 고딕"/>
+          <w:b w:val="0"/>
+          <w:color w:val="6B7280"/>
+          <w:sz w:val="21"/>
+        </w:rPr>
+        <w:t xml:space="preserve">· </w:t>
+      </w:r>
+      <w:r>
+        <w:rPr w:rFonts="맑은 고딕">
+          <w:rFonts w:ascii="맑은 고딕" w:hAnsi="맑은 고딕" w:eastAsia="맑은 고딕"/>
+          <w:b/>
+          <w:color w:val="1F2937"/>
+          <w:sz w:val="21"/>
+        </w:rPr>
+        <w:t xml:space="preserve">각종 수상경력: </w:t>
+      </w:r>
+      <w:r>
+        <w:rPr w:rFonts="맑은 고딕">
+          <w:rFonts w:ascii="맑은 고딕" w:hAnsi="맑은 고딕" w:eastAsia="맑은 고딕"/>
+          <w:b w:val="0"/>
+          <w:sz w:val="21"/>
+        </w:rPr>
+        <w:t>1982년 제24회 그래미 어워드(Grammy Awards)에서 최고 권위의 '최우수 신인상(Best New Artist)'을 수상하며 그 음악성과 스타성을 공인받았고, 브릿 어워드(BRIT Awards) 최우수 영국 여성 솔로 아티스트 후보에 오르는 등 평단과 대중의 찬사를 동시에 받았습니다.</w:t>
+      </w:r>
+    </w:p>
+    <w:p>
+      <w:pPr>
+        <w:spacing w:line="324" w:lineRule="auto" w:before="200" w:after="80"/>
+      </w:pPr>
+      <w:r>
+        <w:rPr w:rFonts="맑은 고딕">
+          <w:rFonts w:ascii="맑은 고딕" w:hAnsi="맑은 고딕" w:eastAsia="맑은 고딕"/>
+          <w:b/>
+          <w:color w:val="1E3A8A"/>
+          <w:sz w:val="24"/>
+        </w:rPr>
+        <w:t>2. 아티스트 정보</w:t>
+      </w:r>
+    </w:p>
+    <w:p>
+      <w:pPr>
+        <w:spacing w:line="324" w:lineRule="auto" w:after="80"/>
+      </w:pPr>
+      <w:r>
+        <w:rPr w:rFonts="맑은 고딕">
+          <w:rFonts w:ascii="맑은 고딕" w:hAnsi="맑은 고딕" w:eastAsia="맑은 고딕"/>
+          <w:b w:val="0"/>
+          <w:color w:val="6B7280"/>
+          <w:sz w:val="21"/>
+        </w:rPr>
+        <w:t xml:space="preserve">· </w:t>
+      </w:r>
+      <w:r>
+        <w:rPr w:rFonts="맑은 고딕">
+          <w:rFonts w:ascii="맑은 고딕" w:hAnsi="맑은 고딕" w:eastAsia="맑은 고딕"/>
+          <w:b/>
+          <w:color w:val="1F2937"/>
+          <w:sz w:val="21"/>
+        </w:rPr>
+        <w:t xml:space="preserve">국적: </w:t>
+      </w:r>
+      <w:r>
+        <w:rPr w:rFonts="맑은 고딕">
+          <w:rFonts w:ascii="맑은 고딕" w:hAnsi="맑은 고딕" w:eastAsia="맑은 고딕"/>
+          <w:b w:val="0"/>
+          <w:sz w:val="21"/>
+        </w:rPr>
+        <w:t>영국 (스코틀랜드)</w:t>
+      </w:r>
+    </w:p>
+    <w:p>
+      <w:pPr>
+        <w:spacing w:line="324" w:lineRule="auto" w:after="80"/>
+      </w:pPr>
+      <w:r>
+        <w:rPr w:rFonts="맑은 고딕">
+          <w:rFonts w:ascii="맑은 고딕" w:hAnsi="맑은 고딕" w:eastAsia="맑은 고딕"/>
+          <w:b w:val="0"/>
+          <w:color w:val="6B7280"/>
+          <w:sz w:val="21"/>
+        </w:rPr>
+        <w:t xml:space="preserve">· </w:t>
+      </w:r>
+      <w:r>
+        <w:rPr w:rFonts="맑은 고딕">
+          <w:rFonts w:ascii="맑은 고딕" w:hAnsi="맑은 고딕" w:eastAsia="맑은 고딕"/>
+          <w:b/>
+          <w:color w:val="1F2937"/>
+          <w:sz w:val="21"/>
+        </w:rPr>
+        <w:t xml:space="preserve">생몰년도: </w:t>
+      </w:r>
+      <w:r>
+        <w:rPr w:rFonts="맑은 고딕">
+          <w:rFonts w:ascii="맑은 고딕" w:hAnsi="맑은 고딕" w:eastAsia="맑은 고딕"/>
+          <w:b w:val="0"/>
+          <w:sz w:val="21"/>
+        </w:rPr>
+        <w:t>1959년 4월 27일 ~ 현재</w:t>
+      </w:r>
+    </w:p>
+    <w:p>
+      <w:pPr>
+        <w:spacing w:line="324" w:lineRule="auto" w:after="80"/>
+      </w:pPr>
+      <w:r>
+        <w:rPr w:rFonts="맑은 고딕">
+          <w:rFonts w:ascii="맑은 고딕" w:hAnsi="맑은 고딕" w:eastAsia="맑은 고딕"/>
+          <w:b w:val="0"/>
+          <w:color w:val="6B7280"/>
+          <w:sz w:val="21"/>
+        </w:rPr>
+        <w:t xml:space="preserve">· </w:t>
+      </w:r>
+      <w:r>
+        <w:rPr w:rFonts="맑은 고딕">
+          <w:rFonts w:ascii="맑은 고딕" w:hAnsi="맑은 고딕" w:eastAsia="맑은 고딕"/>
+          <w:b/>
+          <w:color w:val="1F2937"/>
+          <w:sz w:val="21"/>
+        </w:rPr>
+        <w:t xml:space="preserve">그룹 소속: </w:t>
+      </w:r>
+      <w:r>
+        <w:rPr w:rFonts="맑은 고딕">
+          <w:rFonts w:ascii="맑은 고딕" w:hAnsi="맑은 고딕" w:eastAsia="맑은 고딕"/>
+          <w:b w:val="0"/>
+          <w:sz w:val="21"/>
+        </w:rPr>
+        <w:t>솔로</w:t>
+      </w:r>
+    </w:p>
+    <w:p>
+      <w:pPr>
+        <w:spacing w:line="324" w:lineRule="auto" w:after="80"/>
+      </w:pPr>
+      <w:r>
+        <w:rPr w:rFonts="맑은 고딕">
+          <w:rFonts w:ascii="맑은 고딕" w:hAnsi="맑은 고딕" w:eastAsia="맑은 고딕"/>
+          <w:b w:val="0"/>
+          <w:color w:val="6B7280"/>
+          <w:sz w:val="21"/>
+        </w:rPr>
+        <w:t xml:space="preserve">· </w:t>
+      </w:r>
+      <w:r>
+        <w:rPr w:rFonts="맑은 고딕">
+          <w:rFonts w:ascii="맑은 고딕" w:hAnsi="맑은 고딕" w:eastAsia="맑은 고딕"/>
+          <w:b/>
+          <w:color w:val="1F2937"/>
+          <w:sz w:val="21"/>
+        </w:rPr>
+        <w:t xml:space="preserve">아티스트 소개: </w:t>
+      </w:r>
+      <w:r>
+        <w:rPr w:rFonts="맑은 고딕">
+          <w:rFonts w:ascii="맑은 고딕" w:hAnsi="맑은 고딕" w:eastAsia="맑은 고딕"/>
+          <w:b w:val="0"/>
+          <w:sz w:val="21"/>
+        </w:rPr>
+        <w:t>시나 이스턴은 단아한 외모 뒤에 감춰진 폭발적인 가창력과 정확한 음정, 폭넓은 감정 표현력을 바탕으로 팝, 어덜트 컨템포러리, 댄스, 소울을 종횡무진한 80년대의 대표적인 팝 디바입니다. 007 영화 테마곡부터 프린스(Prince)와의 음악적 협업에 이르기까지 끝없는 변신을 시도하며 영미 팝 역사상 가장 성공적인 여성 보컬리스트 중 한 명으로 확고한 위상을 지니고 있습니다.</w:t>
+      </w:r>
+    </w:p>
+    <w:p>
+      <w:pPr>
+        <w:spacing w:line="324" w:lineRule="auto" w:before="200" w:after="80"/>
+      </w:pPr>
+      <w:r>
+        <w:rPr w:rFonts="맑은 고딕">
+          <w:rFonts w:ascii="맑은 고딕" w:hAnsi="맑은 고딕" w:eastAsia="맑은 고딕"/>
+          <w:b/>
+          <w:color w:val="1E3A8A"/>
+          <w:sz w:val="24"/>
+        </w:rPr>
+        <w:t>3. 음반 상세 분석</w:t>
+      </w:r>
+    </w:p>
+    <w:p>
+      <w:pPr>
+        <w:spacing w:line="324" w:lineRule="auto" w:after="80"/>
+      </w:pPr>
+      <w:r>
+        <w:rPr w:rFonts="맑은 고딕">
+          <w:rFonts w:ascii="맑은 고딕" w:hAnsi="맑은 고딕" w:eastAsia="맑은 고딕"/>
+          <w:b w:val="0"/>
+          <w:color w:val="6B7280"/>
+          <w:sz w:val="21"/>
+        </w:rPr>
+        <w:t xml:space="preserve">· </w:t>
+      </w:r>
+      <w:r>
+        <w:rPr w:rFonts="맑은 고딕">
+          <w:rFonts w:ascii="맑은 고딕" w:hAnsi="맑은 고딕" w:eastAsia="맑은 고딕"/>
+          <w:b/>
+          <w:color w:val="1F2937"/>
+          <w:sz w:val="21"/>
+        </w:rPr>
+        <w:t xml:space="preserve">역사적 위치: </w:t>
+      </w:r>
+      <w:r>
+        <w:rPr w:rFonts="맑은 고딕">
+          <w:rFonts w:ascii="맑은 고딕" w:hAnsi="맑은 고딕" w:eastAsia="맑은 고딕"/>
+          <w:b w:val="0"/>
+          <w:sz w:val="21"/>
+        </w:rPr>
+        <w:t>1970년대 말 유행하던 세련된 소프트 록과 어덜트 컨템포러리(AOR)의 유려한 감성에 1980년대 초반 막 태동하기 시작한 브리티시 뉴웨이브의 산뜻한 터치를 절묘하게 접목한 음반입니다. 명 프로듀서 크리스토퍼 닐(Christopher Neil)의 유려한 편곡과 완벽한 믹싱은 이 앨범을 단순한 아이돌성 팝을 넘어선, 웰메이드 정통 팝의 완성형으로 자리매김하게 했습니다.</w:t>
+      </w:r>
+    </w:p>
+    <w:p>
+      <w:pPr>
+        <w:spacing w:line="324" w:lineRule="auto" w:after="80"/>
+      </w:pPr>
+      <w:r>
+        <w:rPr w:rFonts="맑은 고딕">
+          <w:rFonts w:ascii="맑은 고딕" w:hAnsi="맑은 고딕" w:eastAsia="맑은 고딕"/>
+          <w:b w:val="0"/>
+          <w:color w:val="6B7280"/>
+          <w:sz w:val="21"/>
+        </w:rPr>
+        <w:t xml:space="preserve">· </w:t>
+      </w:r>
+      <w:r>
+        <w:rPr w:rFonts="맑은 고딕">
+          <w:rFonts w:ascii="맑은 고딕" w:hAnsi="맑은 고딕" w:eastAsia="맑은 고딕"/>
+          <w:b/>
+          <w:color w:val="1F2937"/>
+          <w:sz w:val="21"/>
+        </w:rPr>
+        <w:t xml:space="preserve">시대의 흔적(스토리텔링): </w:t>
+      </w:r>
+      <w:r>
+        <w:rPr w:rFonts="맑은 고딕">
+          <w:rFonts w:ascii="맑은 고딕" w:hAnsi="맑은 고딕" w:eastAsia="맑은 고딕"/>
+          <w:b w:val="0"/>
+          <w:sz w:val="21"/>
+        </w:rPr>
+        <w:t>1980년대 초입, 고도화되는 현대 도시의 회색빛 일상 속에서 꿈과 낭만을 잃지 않으려 했던 청춘들의 정서적 공기가 오롯이 새겨져 있습니다. 아침 출근길 기차에 오르는 연인을 향한 애틋한 사랑과 주체적인 삶을 노래하는 당찬 목소리는 라디오 주파수에 귀를 기울이며 카세트테이프와 LP를 손에 쥐던 그 시절 청춘들에게 따스한 위로와 설렘 그 자체였습니다.</w:t>
+      </w:r>
+    </w:p>
+    <w:p>
+      <w:pPr>
+        <w:spacing w:line="324" w:lineRule="auto" w:before="200" w:after="80"/>
+      </w:pPr>
+      <w:r>
+        <w:rPr w:rFonts="맑은 고딕">
+          <w:rFonts w:ascii="맑은 고딕" w:hAnsi="맑은 고딕" w:eastAsia="맑은 고딕"/>
+          <w:b/>
+          <w:color w:val="1E3A8A"/>
+          <w:sz w:val="24"/>
+        </w:rPr>
+        <w:t>4. 주요 수록곡 및 감상 제언</w:t>
+      </w:r>
+    </w:p>
+    <w:p>
+      <w:pPr>
+        <w:spacing w:line="324" w:lineRule="auto" w:after="80"/>
+      </w:pPr>
+      <w:r>
+        <w:rPr w:rFonts="맑은 고딕">
+          <w:rFonts w:ascii="맑은 고딕" w:hAnsi="맑은 고딕" w:eastAsia="맑은 고딕"/>
+          <w:b w:val="0"/>
+          <w:color w:val="6B7280"/>
+          <w:sz w:val="21"/>
+        </w:rPr>
+        <w:t xml:space="preserve">· </w:t>
+      </w:r>
+      <w:r>
+        <w:rPr w:rFonts="맑은 고딕">
+          <w:rFonts w:ascii="맑은 고딕" w:hAnsi="맑은 고딕" w:eastAsia="맑은 고딕"/>
+          <w:b/>
+          <w:color w:val="1F2937"/>
+          <w:sz w:val="21"/>
+        </w:rPr>
+        <w:t xml:space="preserve">주요 수록곡 특징: </w:t>
+      </w:r>
+      <w:r>
+        <w:rPr w:rFonts="맑은 고딕">
+          <w:rFonts w:ascii="맑은 고딕" w:hAnsi="맑은 고딕" w:eastAsia="맑은 고딕"/>
+          <w:b w:val="0"/>
+          <w:sz w:val="21"/>
+        </w:rPr>
+        <w:t>미국 빌보드 핫 100 1위를 차지하며 시나 이스턴이라는 이름을 각인시킨 경쾌하고 사랑스러운 'Morning Train (Nine to Five)'(원제: 9 to 5), 도시 여성의 당당한 자아를 감각적인 록-팝 비트로 표현한 'Modern Girl', 여유롭고 서정적인 멜로디 라인이 돋보이는 타이틀 트랙 'Take My Time', 그리고 드라마틱한 오케스트레이션과 깊은 보컬의 음영이 조화를 이루는 명품 발라드 'When He Shines' 등이 수록되어 있습니다.</w:t>
+      </w:r>
+    </w:p>
+    <w:p>
+      <w:pPr>
+        <w:spacing w:line="324" w:lineRule="auto" w:after="80"/>
+      </w:pPr>
+      <w:r>
+        <w:rPr w:rFonts="맑은 고딕">
+          <w:rFonts w:ascii="맑은 고딕" w:hAnsi="맑은 고딕" w:eastAsia="맑은 고딕"/>
+          <w:b w:val="0"/>
+          <w:color w:val="6B7280"/>
+          <w:sz w:val="21"/>
+        </w:rPr>
+        <w:t xml:space="preserve">· </w:t>
+      </w:r>
+      <w:r>
+        <w:rPr w:rFonts="맑은 고딕">
+          <w:rFonts w:ascii="맑은 고딕" w:hAnsi="맑은 고딕" w:eastAsia="맑은 고딕"/>
+          <w:b/>
+          <w:color w:val="1F2937"/>
+          <w:sz w:val="21"/>
+        </w:rPr>
+        <w:t xml:space="preserve">빈티지 감상 제언: </w:t>
+      </w:r>
+      <w:r>
+        <w:rPr w:rFonts="맑은 고딕">
+          <w:rFonts w:ascii="맑은 고딕" w:hAnsi="맑은 고딕" w:eastAsia="맑은 고딕"/>
+          <w:b w:val="0"/>
+          <w:sz w:val="21"/>
+        </w:rPr>
+        <w:t>LP의 소리골을 타고 흐르는 풍성한 어쿠스틱 베이스 라인과 화사한 브라스 사운드, 그리고 숨소리 하나까지 생생하게 전달되는 보컬의 질감이 진공관 앰프의 따스한 배음과 환상적인 조화를 이룹니다. 턴테이블을 통해 울려 퍼지는 특유의 포근한 중음역대는 80년대 아날로그 마스터링의 진가를 여실히 드러내며, 리스닝 룸 가득 프라이빗 콘서트홀의 감동을 재현합니다.</w:t>
+      </w:r>
+    </w:p>
+    <w:p>
+      <w:pPr>
+        <w:spacing w:line="324" w:lineRule="auto" w:after="80"/>
+      </w:pPr>
+      <w:r>
+        <w:rPr w:rFonts="맑은 고딕">
+          <w:rFonts w:ascii="맑은 고딕" w:hAnsi="맑은 고딕" w:eastAsia="맑은 고딕"/>
+          <w:b w:val="0"/>
+          <w:color w:val="6B7280"/>
+          <w:sz w:val="21"/>
+        </w:rPr>
+        <w:t xml:space="preserve">· </w:t>
+      </w:r>
+      <w:r>
+        <w:rPr w:rFonts="맑은 고딕">
+          <w:rFonts w:ascii="맑은 고딕" w:hAnsi="맑은 고딕" w:eastAsia="맑은 고딕"/>
+          <w:b/>
+          <w:color w:val="1F2937"/>
+          <w:sz w:val="21"/>
+        </w:rPr>
+        <w:t xml:space="preserve">소장 가치: </w:t>
+      </w:r>
+      <w:r>
+        <w:rPr w:rFonts="맑은 고딕">
+          <w:rFonts w:ascii="맑은 고딕" w:hAnsi="맑은 고딕" w:eastAsia="맑은 고딕"/>
+          <w:b w:val="0"/>
+          <w:sz w:val="21"/>
+        </w:rPr>
+        <w:t>세계적인 슈퍼스타로 도약하기 직전, 시나 이스턴이 지녔던 가장 순수하고도 청초한 보컬의 정수가 아날로그 사운드로 고스란히 봉인된 앨범입니다. 1980년대 팝 음악의 황금기를 대표하는 상징적인 텍스트이자, 팝과 클래식의 품격을 아우르는 애호가라면 반드시 턴테이블 위에 올려보아야 할 높은 소장 가치를 지닌 명반입니다.</w:t>
+      </w:r>
+    </w:p>
+    <w:p>
+      <w:pPr>
+        <w:spacing w:line="324" w:lineRule="auto" w:after="120" w:before="160"/>
+      </w:pPr>
+      <w:r>
+        <w:rPr w:rFonts="맑은 고딕">
+          <w:rFonts w:ascii="맑은 고딕" w:hAnsi="맑은 고딕" w:eastAsia="맑은 고딕"/>
+          <w:b/>
+          <w:color w:val="4338CA"/>
+          <w:sz w:val="21"/>
+        </w:rPr>
+        <w:t>이 음반을 통해 80년대 초 찬란했던 아날로그 사운드의 온기와 시나 이스턴의 청아한 목소리가 전해주는 감동을 다시 한번 경험해 보시는 것은 어떨까요?</w:t>
       </w:r>
     </w:p>
     <w:sectPr>
       <w:pgSz w:w="12240" w:h="15840"/>
-      <w:pgMar w:top="1440" w:right="1440" w:bottom="1440" w:left="1440" w:header="720" w:footer="720" w:gutter="0"/>
+      <w:pgMar w:top="1152" w:right="1296" w:bottom="1152" w:left="1296" w:header="720" w:footer="720" w:gutter="0"/>
       <w:cols w:space="720"/>
       <w:docGrid w:linePitch="360"/>
     </w:sectPr>

--- a/word_reports/LP_0314_위치_154_Sheena Easton_Take my Tim.docx
+++ b/word_reports/LP_0314_위치_154_Sheena Easton_Take my Tim.docx
@@ -32,7 +32,7 @@
     </w:p>
     <w:p>
       <w:pPr>
-        <w:spacing w:line="324" w:lineRule="auto" w:before="80" w:after="160"/>
+        <w:spacing w:line="324" w:lineRule="auto" w:before="80" w:after="120"/>
       </w:pPr>
       <w:r>
         <w:rPr w:rFonts="맑은 고딕">
@@ -42,13 +42,6 @@
           <w:sz w:val="22"/>
         </w:rPr>
         <w:t xml:space="preserve">[음반 소개] </w:t>
-      </w:r>
-      <w:r>
-        <w:rPr w:rFonts="맑은 고딕">
-          <w:rFonts w:ascii="맑은 고딕" w:hAnsi="맑은 고딕" w:eastAsia="맑은 고딕"/>
-          <w:b w:val="0"/>
-          <w:sz w:val="21"/>
-        </w:rPr>
       </w:r>
     </w:p>
     <w:p>
@@ -61,7 +54,33 @@
           <w:b w:val="0"/>
           <w:sz w:val="21"/>
         </w:rPr>
-        <w:t>1980년대 초, 찬란하게 반짝이던 팝 음악의 황금기에 혜성처럼 등장하여 전 세계를 매료시킨 스코틀랜드 출신의 디바 시나 이스턴의 눈부신 데뷔 명반입니다. 티 없이 맑고 청아하면서도 단단한 울림을 지닌 그녀의 보컬은 현대 여성의 자립적인 삶과 애틋한 사랑의 감정을 완벽한 팝 멜로디 속에 유려하게 투영해 냅니다. 시대를 초월한 서정성과 정교한 스튜디오 아날로그 오케스트레이션이 공존하는 이 음반은 80년대 브리티시 팝이 피워낸 가장 순수하고도 찬연한 순간을 기록한 음악사적 걸작입니다.</w:t>
+        <w:t>1980년대 초반, 전 세계 팝 음악계는 디스코의 화려한 퇴장과 신스팝의 태동이 교차하는 격변의 길목에 서 있었습니다. 바로 그 시대의 문턱에서 스코틀랜드 출신의 단아하고도 강인한 한 여성 보컬리스트가 혜성처럼 등장했으니, 그가 바로 시나 이스턴(Sheena Easton)이며 그의 기념비적인 데뷔작이 바로 본 작 [Take my Time]입니다. BBC의 다큐멘터리 프로그램을 통해 대중 앞에 처음 모습을 드러냈던 무명의 신예는, 빼어난 가창력과 청순하면서도 도회적인 마스크, 그리고 무엇보다 듣는 이의 마음을 단숨에 사로잡는 선명한 멜로디 감각으로 전 세계 음악 팬들의 시선을 일거에 집중시켰습니다.</w:t>
+      </w:r>
+    </w:p>
+    <w:p>
+      <w:pPr>
+        <w:spacing w:line="324" w:lineRule="auto" w:after="120"/>
+      </w:pPr>
+      <w:r>
+        <w:rPr w:rFonts="맑은 고딕">
+          <w:rFonts w:ascii="맑은 고딕" w:hAnsi="맑은 고딕" w:eastAsia="맑은 고딕"/>
+          <w:b w:val="0"/>
+          <w:sz w:val="21"/>
+        </w:rPr>
+        <w:t>본 음반은 당대 최고의 프로듀서 크리스토퍼 닐(Christopher Neil)의 정교한 프로듀싱 아래, 정통 팝과 어덜트 컨템포러리, 그리고 경쾌한 뉴웨이브적 감수성이 완벽한 황금비율을 이루며 직조된 수작입니다. 앨범 전반을 지배하는 밝고 활기찬 리듬감 이면에는, 서민적인 일상의 행복과 사랑의 설렘, 그리고 여성으로서의 당당한 자아를 투영한 정서적 깊이가 단단하게 자리하고 있습니다. 이는 단순한 버블검 팝의 혐의를 벗겨내고, 80년대 초반 팝 음악이 지닐 수 있었던 가장 건강하고 순수한 서정미의 극치를 웅변합니다.</w:t>
+      </w:r>
+    </w:p>
+    <w:p>
+      <w:pPr>
+        <w:spacing w:line="324" w:lineRule="auto" w:after="120"/>
+      </w:pPr>
+      <w:r>
+        <w:rPr w:rFonts="맑은 고딕">
+          <w:rFonts w:ascii="맑은 고딕" w:hAnsi="맑은 고딕" w:eastAsia="맑은 고딕"/>
+          <w:b w:val="0"/>
+          <w:sz w:val="21"/>
+        </w:rPr>
+        <w:t>세월이 흘러 디지털 음원이 범람하는 오늘날에도 [Take my Time]의 바이닐이 LP 애호가들의 턴테이블 위에서 각별한 사랑을 받는 이유는, 아날로그 레코딩 특유의 자연스러운 공명 속에 깃든 시나 이스턴의 생생한 숨결 때문입니다. 기계적 보정 없이 단단하게 뻗어 나가는 그의 미성은 당시 청춘들이 공유했던 찬란한 꿈과 낭만을 고스란히 복원해 냅니다. 당대를 풍미한 대중적 성공을 넘어 세대를 뛰어넘는 보편적 감동을 선사하는 이 앨범은, 팝의 황금기를 알리는 서막이자 클래식의 반열에 오른 불멸의 명반으로 기억되고 있습니다.</w:t>
       </w:r>
     </w:p>
     <w:p>
@@ -168,7 +187,7 @@
           <w:b w:val="0"/>
           <w:sz w:val="21"/>
         </w:rPr>
-        <w:t>1981년 EMI 레코드를 통해 발매된 시나 이스턴의 공식 데뷔 앨범으로, BBC 다큐멘터리 《더 빅 타임(The Big Time)》을 통해 발굴된 신예의 순수한 열정과 영국 팝의 섬세한 스튜디오 프로덕션이 결합하여 탄생한 기념비적 작품입니다. (북미 지역에서는 동명 타이틀인 《Sheena Easton》으로 발매되었습니다.)</w:t>
+        <w:t>1981년 1월 영국 EMI 레코드를 통해 발매된 시나 이스턴의 공식 데뷔 정규 스튜디오 앨범 (북미에서는 동년 4월 [Sheena Easton]이라는 셀프 타이틀로 발매됨)</w:t>
       </w:r>
     </w:p>
     <w:p>
@@ -199,7 +218,7 @@
           <w:b w:val="0"/>
           <w:sz w:val="21"/>
         </w:rPr>
-        <w:t>발매 직후 영국 앨범 차트 Top 20에 진입하였으며, 미국 빌보드 200 차트 상위권에 오르며 RIAA 플래티넘(100만 장 이상 판매) 인증을 획득하였습니다. 전 세계적으로 수백만 장의 판매고를 기록하며 신인으로서는 이례적인 글로벌 메가 히트를 달성했습니다.</w:t>
+        <w:t>영국 앨범 차트 2위 및 골드 인증, 미국 빌보드 200 차트 24위 및 플래티넘(100만 장 이상 판매) 기록, 전 세계적인 밀리언셀러를 기록하며 글로벌 팝스타 반열에 오름</w:t>
       </w:r>
     </w:p>
     <w:p>
@@ -230,7 +249,7 @@
           <w:b w:val="0"/>
           <w:sz w:val="21"/>
         </w:rPr>
-        <w:t>1982년 제24회 그래미 어워드(Grammy Awards)에서 최고 권위의 '최우수 신인상(Best New Artist)'을 수상하며 그 음악성과 스타성을 공인받았고, 브릿 어워드(BRIT Awards) 최우수 영국 여성 솔로 아티스트 후보에 오르는 등 평단과 대중의 찬사를 동시에 받았습니다.</w:t>
+        <w:t>1982년 제24회 그래미 어워드(Grammy Awards) '최우수 신인상(Best New Artist)' 수상, 빌보드 및 전 세계 유수 팝 어워즈 석권</w:t>
       </w:r>
     </w:p>
     <w:p>
@@ -306,7 +325,7 @@
           <w:b w:val="0"/>
           <w:sz w:val="21"/>
         </w:rPr>
-        <w:t>1959년 4월 27일 ~ 현재</w:t>
+        <w:t>1959년 4월 27일 출생</w:t>
       </w:r>
     </w:p>
     <w:p>
@@ -368,7 +387,7 @@
           <w:b w:val="0"/>
           <w:sz w:val="21"/>
         </w:rPr>
-        <w:t>시나 이스턴은 단아한 외모 뒤에 감춰진 폭발적인 가창력과 정확한 음정, 폭넓은 감정 표현력을 바탕으로 팝, 어덜트 컨템포러리, 댄스, 소울을 종횡무진한 80년대의 대표적인 팝 디바입니다. 007 영화 테마곡부터 프린스(Prince)와의 음악적 협업에 이르기까지 끝없는 변신을 시도하며 영미 팝 역사상 가장 성공적인 여성 보컬리스트 중 한 명으로 확고한 위상을 지니고 있습니다.</w:t>
+        <w:t>맑고 호소력 짙은 음색과 넓은 음역대를 바탕으로 팝, 컨트리, R&amp;B, 댄스 등 장르의 경계를 유려하게 넘나든 1980년대 대표 디바입니다. 데뷔와 동시에 전 세계를 매료시키며 그래미 어워드 신인상을 거머쥐었으며, 팝 역사상 유일하게 빌보드 주요 5개 차트(Pop, Country, R&amp;B, Dance, Adult Contemporary) 모두에서 톱 5 히트곡을 기록한 독보적인 보컬리스트입니다.</w:t>
       </w:r>
     </w:p>
     <w:p>
@@ -413,7 +432,7 @@
           <w:b w:val="0"/>
           <w:sz w:val="21"/>
         </w:rPr>
-        <w:t>1970년대 말 유행하던 세련된 소프트 록과 어덜트 컨템포러리(AOR)의 유려한 감성에 1980년대 초반 막 태동하기 시작한 브리티시 뉴웨이브의 산뜻한 터치를 절묘하게 접목한 음반입니다. 명 프로듀서 크리스토퍼 닐(Christopher Neil)의 유려한 편곡과 완벽한 믹싱은 이 앨범을 단순한 아이돌성 팝을 넘어선, 웰메이드 정통 팝의 완성형으로 자리매김하게 했습니다.</w:t>
+        <w:t>1970년대 후반의 유려한 오케스트레이션 팝 사운드와 1980년대 초반의 모던하고 경쾌한 팝/록 감수성이 가장 세련된 형태로 융합된 모범적인 데뷔 명반입니다. 신인 아티스트가 단 한 장의 앨범으로 영국과 미국 양대 팝 시장을 동시에 평정할 수 있음을 증명하며, 이후 80년대 여성 팝 솔로 아티스트 전성시대를 여는 결정적인 기폭제가 되었습니다.</w:t>
       </w:r>
     </w:p>
     <w:p>
@@ -444,7 +463,7 @@
           <w:b w:val="0"/>
           <w:sz w:val="21"/>
         </w:rPr>
-        <w:t>1980년대 초입, 고도화되는 현대 도시의 회색빛 일상 속에서 꿈과 낭만을 잃지 않으려 했던 청춘들의 정서적 공기가 오롯이 새겨져 있습니다. 아침 출근길 기차에 오르는 연인을 향한 애틋한 사랑과 주체적인 삶을 노래하는 당찬 목소리는 라디오 주파수에 귀를 기울이며 카세트테이프와 LP를 손에 쥐던 그 시절 청춘들에게 따스한 위로와 설렘 그 자체였습니다.</w:t>
+        <w:t>매일 아침 기차를 타고 출근하는 연인을 기다리는 소박하면서도 따스한 일상을 노래한 'Morning Train (Nine to Five)'이나 당차게 자신의 삶을 개척해 나가는 여성을 그린 'Modern Girl' 등은, 당시 산업화의 궤도 속에서 하루하루를 치열하게 살아가던 전 세계 청춘들에게 눈부신 위로와 긍정의 에너지를 선사했던 시대의 사운드트랙이었습니다.</w:t>
       </w:r>
     </w:p>
     <w:p>
@@ -489,7 +508,99 @@
           <w:b w:val="0"/>
           <w:sz w:val="21"/>
         </w:rPr>
-        <w:t>미국 빌보드 핫 100 1위를 차지하며 시나 이스턴이라는 이름을 각인시킨 경쾌하고 사랑스러운 'Morning Train (Nine to Five)'(원제: 9 to 5), 도시 여성의 당당한 자아를 감각적인 록-팝 비트로 표현한 'Modern Girl', 여유롭고 서정적인 멜로디 라인이 돋보이는 타이틀 트랙 'Take My Time', 그리고 드라마틱한 오케스트레이션과 깊은 보컬의 음영이 조화를 이루는 명품 발라드 'When He Shines' 등이 수록되어 있습니다.</w:t>
+      </w:r>
+    </w:p>
+    <w:p>
+      <w:pPr>
+        <w:spacing w:line="324" w:lineRule="auto" w:after="80"/>
+      </w:pPr>
+      <w:r>
+        <w:rPr w:rFonts="맑은 고딕">
+          <w:rFonts w:ascii="맑은 고딕" w:hAnsi="맑은 고딕" w:eastAsia="맑은 고딕"/>
+          <w:b w:val="0"/>
+          <w:color w:val="6B7280"/>
+          <w:sz w:val="21"/>
+        </w:rPr>
+        <w:t xml:space="preserve">· </w:t>
+      </w:r>
+      <w:r>
+        <w:rPr w:rFonts="맑은 고딕">
+          <w:rFonts w:ascii="맑은 고딕" w:hAnsi="맑은 고딕" w:eastAsia="맑은 고딕"/>
+          <w:b/>
+          <w:color w:val="1F2937"/>
+          <w:sz w:val="21"/>
+        </w:rPr>
+        <w:t xml:space="preserve">'Morning Train (Nine to Five)': </w:t>
+      </w:r>
+      <w:r>
+        <w:rPr w:rFonts="맑은 고딕">
+          <w:rFonts w:ascii="맑은 고딕" w:hAnsi="맑은 고딕" w:eastAsia="맑은 고딕"/>
+          <w:b w:val="0"/>
+          <w:sz w:val="21"/>
+        </w:rPr>
+        <w:t>빌보드 핫 100 1위에 빛나는 대표곡으로, 통통 튀는 피아노 리프와 브라스, 시나 이스턴의 청량한 보이스가 어우러진 경쾌한 팝의 정전.</w:t>
+      </w:r>
+    </w:p>
+    <w:p>
+      <w:pPr>
+        <w:spacing w:line="324" w:lineRule="auto" w:after="80"/>
+      </w:pPr>
+      <w:r>
+        <w:rPr w:rFonts="맑은 고딕">
+          <w:rFonts w:ascii="맑은 고딕" w:hAnsi="맑은 고딕" w:eastAsia="맑은 고딕"/>
+          <w:b w:val="0"/>
+          <w:color w:val="6B7280"/>
+          <w:sz w:val="21"/>
+        </w:rPr>
+        <w:t xml:space="preserve">· </w:t>
+      </w:r>
+      <w:r>
+        <w:rPr w:rFonts="맑은 고딕">
+          <w:rFonts w:ascii="맑은 고딕" w:hAnsi="맑은 고딕" w:eastAsia="맑은 고딕"/>
+          <w:b/>
+          <w:color w:val="1F2937"/>
+          <w:sz w:val="21"/>
+        </w:rPr>
+        <w:t xml:space="preserve">'Modern Girl': </w:t>
+      </w:r>
+      <w:r>
+        <w:rPr w:rFonts="맑은 고딕">
+          <w:rFonts w:ascii="맑은 고딕" w:hAnsi="맑은 고딕" w:eastAsia="맑은 고딕"/>
+          <w:b w:val="0"/>
+          <w:sz w:val="21"/>
+        </w:rPr>
+        <w:t>록적인 비트감과 자주적인 여성상을 노래하는 당찬 보컬이 인상적인 트랙으로, 그의 당당한 에너지를 체감할 수 있는 곡.</w:t>
+      </w:r>
+    </w:p>
+    <w:p>
+      <w:pPr>
+        <w:spacing w:line="324" w:lineRule="auto" w:after="80"/>
+      </w:pPr>
+      <w:r>
+        <w:rPr w:rFonts="맑은 고딕">
+          <w:rFonts w:ascii="맑은 고딕" w:hAnsi="맑은 고딕" w:eastAsia="맑은 고딕"/>
+          <w:b w:val="0"/>
+          <w:color w:val="6B7280"/>
+          <w:sz w:val="21"/>
+        </w:rPr>
+        <w:t xml:space="preserve">· </w:t>
+      </w:r>
+      <w:r>
+        <w:rPr w:rFonts="맑은 고딕">
+          <w:rFonts w:ascii="맑은 고딕" w:hAnsi="맑은 고딕" w:eastAsia="맑은 고딕"/>
+          <w:b/>
+          <w:color w:val="1F2937"/>
+          <w:sz w:val="21"/>
+        </w:rPr>
+        <w:t xml:space="preserve">'When He Shines': </w:t>
+      </w:r>
+      <w:r>
+        <w:rPr w:rFonts="맑은 고딕">
+          <w:rFonts w:ascii="맑은 고딕" w:hAnsi="맑은 고딕" w:eastAsia="맑은 고딕"/>
+          <w:b w:val="0"/>
+          <w:sz w:val="21"/>
+        </w:rPr>
+        <w:t>화려한 리듬을 걷어내고 피아노와 현악 오케스트라 위로 맑고 투명한 진심을 담아 노래하는 클래시컬하고 서정적인 발라드의 백미.</w:t>
       </w:r>
     </w:p>
     <w:p>
@@ -520,7 +631,7 @@
           <w:b w:val="0"/>
           <w:sz w:val="21"/>
         </w:rPr>
-        <w:t>LP의 소리골을 타고 흐르는 풍성한 어쿠스틱 베이스 라인과 화사한 브라스 사운드, 그리고 숨소리 하나까지 생생하게 전달되는 보컬의 질감이 진공관 앰프의 따스한 배음과 환상적인 조화를 이룹니다. 턴테이블을 통해 울려 퍼지는 특유의 포근한 중음역대는 80년대 아날로그 마스터링의 진가를 여실히 드러내며, 리스닝 룸 가득 프라이빗 콘서트홀의 감동을 재현합니다.</w:t>
+        <w:t>본 음반의 LP는 당시 영국 EMI 아날로그 마스터링 기술의 정점을 보여줍니다. 진공관 앰프에 바늘을 올렸을 때, 과장되지 않은 베이스 라인의 탄력감과 중고역대에서 뻗어나오는 시나 이스턴 특유의 벨벳 같은 보컬 질감이 방 안을 풍성하게 채웁니다. 특히 발라드 트랙에서의 어쿠스틱 악기 잔향은 아날로그 시스템에서만 맛볼 수 있는 온기 어린 감동을 전합니다.</w:t>
       </w:r>
     </w:p>
     <w:p>
@@ -551,7 +662,7 @@
           <w:b w:val="0"/>
           <w:sz w:val="21"/>
         </w:rPr>
-        <w:t>세계적인 슈퍼스타로 도약하기 직전, 시나 이스턴이 지녔던 가장 순수하고도 청초한 보컬의 정수가 아날로그 사운드로 고스란히 봉인된 앨범입니다. 1980년대 팝 음악의 황금기를 대표하는 상징적인 텍스트이자, 팝과 클래식의 품격을 아우르는 애호가라면 반드시 턴테이블 위에 올려보아야 할 높은 소장 가치를 지닌 명반입니다.</w:t>
+        <w:t>80년대 팝 음악의 황금기를 개막한 역사적 가치와 더불어, 빼어난 앨범 재킷 아트워크, 그리고 수록곡 전반의 높은 완성도로 인해 초도반 바이닐을 중심으로 오디오파일 및 팝 컬렉터들 사이에서 변함없이 높은 평가를 받는 필청 소장반입니다.</w:t>
       </w:r>
     </w:p>
     <w:p>
@@ -565,7 +676,7 @@
           <w:color w:val="4338CA"/>
           <w:sz w:val="21"/>
         </w:rPr>
-        <w:t>이 음반을 통해 80년대 초 찬란했던 아날로그 사운드의 온기와 시나 이스턴의 청아한 목소리가 전해주는 감동을 다시 한번 경험해 보시는 것은 어떨까요?</w:t>
+        <w:t>이 음반을 통해 80년대 아날로그 팝의 찬란한 황금기가 전해주는 감동을 다시 한번 경험해 보시는 것은 어떨까요?</w:t>
       </w:r>
     </w:p>
     <w:sectPr>
